--- a/backend/templates/complaint/CDOGS-PARKS-ERS-COMPLAINT-TEMPLATE-v1.docx
+++ b/backend/templates/complaint/CDOGS-PARKS-ERS-COMPLAINT-TEMPLATE-v1.docx
@@ -520,6 +520,10 @@
             <w:r>
               <w:rPr>
                 <w:rStyle w:val="CommentReference"/>
+                <w:rFonts w:ascii="BC Sans" w:eastAsia="Times New Roman" w:hAnsi="BC Sans" w:cs="Times New Roman"/>
+                <w:color w:val="000000" w:themeColor="text1"/>
+                <w:sz w:val="20"/>
+                <w:szCs w:val="20"/>
               </w:rPr>
               <w:commentReference w:id="0"/>
             </w:r>
@@ -707,9 +711,12 @@
             <w:r>
               <w:rPr>
                 <w:rStyle w:val="CommentReference"/>
-                <w:b w:val="0"/>
-                <w:bCs w:val="0"/>
-                <w:caps w:val="0"/>
+                <w:rFonts w:ascii="BC Sans" w:eastAsia="Times New Roman" w:hAnsi="BC Sans" w:cs="Times New Roman"/>
+                <w:color w:val="000000"/>
+                <w:kern w:val="0"/>
+                <w:sz w:val="20"/>
+                <w:szCs w:val="20"/>
+                <w14:ligatures w14:val="none"/>
               </w:rPr>
               <w:commentReference w:id="1"/>
             </w:r>
@@ -3374,7 +3381,7 @@
                 <w:sz w:val="20"/>
                 <w:szCs w:val="20"/>
               </w:rPr>
-              <w:t>Subject of complaint/</w:t>
+              <w:t>Party of interest</w:t>
             </w:r>
             <w:r>
               <w:rPr>
@@ -3386,19 +3393,7 @@
                 <w:sz w:val="20"/>
                 <w:szCs w:val="20"/>
               </w:rPr>
-              <w:t xml:space="preserve"> </w:t>
-            </w:r>
-            <w:r>
-              <w:rPr>
-                <w:rFonts w:ascii="BC Sans" w:eastAsia="BC Sans" w:hAnsi="BC Sans" w:cs="BC Sans"/>
-                <w:b w:val="0"/>
-                <w:bCs w:val="0"/>
-                <w:caps w:val="0"/>
-                <w:color w:val="000000" w:themeColor="text1"/>
-                <w:sz w:val="20"/>
-                <w:szCs w:val="20"/>
-              </w:rPr>
-              <w:t>witness details</w:t>
+              <w:t xml:space="preserve"> details</w:t>
             </w:r>
           </w:p>
         </w:tc>
@@ -3505,7 +3500,19 @@
                 <w:szCs w:val="20"/>
                 <w14:ligatures w14:val="none"/>
               </w:rPr>
-              <w:t>Caller information</w:t>
+              <w:t>Complainant</w:t>
+            </w:r>
+            <w:r>
+              <w:rPr>
+                <w:rFonts w:ascii="BC Sans" w:eastAsia="Times New Roman" w:hAnsi="BC Sans" w:cs="Times New Roman"/>
+                <w:caps w:val="0"/>
+                <w:color w:val="000000"/>
+                <w:kern w:val="0"/>
+                <w:sz w:val="20"/>
+                <w:szCs w:val="20"/>
+                <w14:ligatures w14:val="none"/>
+              </w:rPr>
+              <w:t xml:space="preserve"> information</w:t>
             </w:r>
           </w:p>
         </w:tc>
@@ -3671,6 +3678,9 @@
             <w:r>
               <w:rPr>
                 <w:rStyle w:val="CommentReference"/>
+                <w:rFonts w:ascii="BC Sans" w:hAnsi="BC Sans" w:cs="BC Sans Light"/>
+                <w:sz w:val="20"/>
+                <w:szCs w:val="20"/>
               </w:rPr>
               <w:commentReference w:id="2"/>
             </w:r>
@@ -6909,59 +6919,7 @@
           <w:sz w:val="20"/>
           <w:szCs w:val="20"/>
         </w:rPr>
-        <w:t>{</w:t>
-      </w:r>
-      <w:proofErr w:type="spellStart"/>
-      <w:r>
-        <w:rPr>
-          <w:rFonts w:ascii="BC Sans" w:hAnsi="BC Sans"/>
-          <w:sz w:val="20"/>
-          <w:szCs w:val="20"/>
-        </w:rPr>
-        <w:t>d.outcome.hasOutcome:</w:t>
-      </w:r>
-      <w:r>
-        <w:rPr>
-          <w:rFonts w:ascii="BC Sans" w:hAnsi="BC Sans"/>
-          <w:sz w:val="20"/>
-          <w:szCs w:val="20"/>
-        </w:rPr>
-        <w:t>ifE</w:t>
-      </w:r>
-      <w:r>
-        <w:rPr>
-          <w:rFonts w:ascii="BC Sans" w:hAnsi="BC Sans"/>
-          <w:sz w:val="20"/>
-          <w:szCs w:val="20"/>
-        </w:rPr>
-        <w:t>Q</w:t>
-      </w:r>
-      <w:proofErr w:type="spellEnd"/>
-      <w:r>
-        <w:rPr>
-          <w:rFonts w:ascii="BC Sans" w:hAnsi="BC Sans"/>
-          <w:sz w:val="20"/>
-          <w:szCs w:val="20"/>
-        </w:rPr>
-        <w:t>(true):</w:t>
-      </w:r>
-      <w:proofErr w:type="spellStart"/>
-      <w:r>
-        <w:rPr>
-          <w:rFonts w:ascii="BC Sans" w:hAnsi="BC Sans"/>
-          <w:sz w:val="20"/>
-          <w:szCs w:val="20"/>
-        </w:rPr>
-        <w:t>showBegin</w:t>
-      </w:r>
-      <w:proofErr w:type="spellEnd"/>
-      <w:r>
-        <w:rPr>
-          <w:rFonts w:ascii="BC Sans" w:hAnsi="BC Sans"/>
-          <w:sz w:val="20"/>
-          <w:szCs w:val="20"/>
-        </w:rPr>
-        <w:t>}</w:t>
+        <w:t>{d.outcome.hasOutcome:ifEQ(true):showBegin}</w:t>
       </w:r>
     </w:p>
     <w:p>
@@ -6983,27 +6941,7 @@
           <w:sz w:val="20"/>
           <w:szCs w:val="20"/>
         </w:rPr>
-        <w:t>Outcome</w:t>
-      </w:r>
-      <w:r>
-        <w:rPr>
-          <w:rFonts w:ascii="BC Sans" w:hAnsi="BC Sans"/>
-          <w:b/>
-          <w:bCs/>
-          <w:sz w:val="20"/>
-          <w:szCs w:val="20"/>
-        </w:rPr>
-        <w:t xml:space="preserve"> </w:t>
-      </w:r>
-      <w:r>
-        <w:rPr>
-          <w:rFonts w:ascii="BC Sans" w:hAnsi="BC Sans"/>
-          <w:b/>
-          <w:bCs/>
-          <w:sz w:val="20"/>
-          <w:szCs w:val="20"/>
-        </w:rPr>
-        <w:t>report</w:t>
+        <w:t>Outcome report</w:t>
       </w:r>
       <w:r>
         <w:rPr>
@@ -7020,40 +6958,15 @@
           <w:sz w:val="20"/>
           <w:szCs w:val="20"/>
         </w:rPr>
-        <w:t>{</w:t>
-      </w:r>
-      <w:proofErr w:type="spellStart"/>
-      <w:r>
-        <w:rPr>
-          <w:rFonts w:ascii="BC Sans" w:hAnsi="BC Sans"/>
-          <w:sz w:val="20"/>
-          <w:szCs w:val="20"/>
-        </w:rPr>
-        <w:t>d.outcome.hasOutcome:showEnd</w:t>
-      </w:r>
-      <w:proofErr w:type="spellEnd"/>
-      <w:r>
-        <w:rPr>
-          <w:rFonts w:ascii="BC Sans" w:hAnsi="BC Sans"/>
-          <w:sz w:val="20"/>
-          <w:szCs w:val="20"/>
-        </w:rPr>
-        <w:t>}</w:t>
+        <w:t>{d.outcome.hasOutcome:showEnd}</w:t>
       </w:r>
     </w:p>
     <w:p>
       <w:pPr>
         <w:spacing w:after="0" w:line="240" w:lineRule="auto"/>
         <w:rPr>
-          <w:rFonts w:ascii="Segoe UI" w:hAnsi="Segoe UI" w:eastAsia="Segoe UI" w:cs="Segoe UI"/>
-          <w:b w:val="0"/>
-          <w:bCs w:val="0"/>
-          <w:i w:val="0"/>
-          <w:iCs w:val="0"/>
-          <w:caps w:val="0"/>
-          <w:smallCaps w:val="0"/>
-          <w:noProof w:val="0"/>
-          <w:color w:val="000000" w:themeColor="text1" w:themeTint="FF" w:themeShade="FF"/>
+          <w:rFonts w:ascii="Segoe UI" w:eastAsia="Segoe UI" w:hAnsi="Segoe UI" w:cs="Segoe UI"/>
+          <w:color w:val="000000" w:themeColor="text1"/>
           <w:sz w:val="20"/>
           <w:szCs w:val="20"/>
           <w:lang w:val="en-CA"/>
@@ -7061,15 +6974,8 @@
       </w:pPr>
       <w:r>
         <w:rPr>
-          <w:rFonts w:ascii="Segoe UI" w:hAnsi="Segoe UI" w:eastAsia="Segoe UI" w:cs="Segoe UI"/>
-          <w:b w:val="0"/>
-          <w:bCs w:val="0"/>
-          <w:i w:val="0"/>
-          <w:iCs w:val="0"/>
-          <w:caps w:val="0"/>
-          <w:smallCaps w:val="0"/>
-          <w:noProof w:val="0"/>
-          <w:color w:val="000000" w:themeColor="text1" w:themeTint="FF" w:themeShade="FF"/>
+          <w:rFonts w:ascii="Segoe UI" w:eastAsia="Segoe UI" w:hAnsi="Segoe UI" w:cs="Segoe UI"/>
+          <w:color w:val="000000" w:themeColor="text1"/>
           <w:sz w:val="20"/>
           <w:szCs w:val="20"/>
           <w:lang w:val="en-CA"/>
@@ -7079,14 +6985,12 @@
     </w:p>
     <w:tbl>
       <w:tblPr>
-        <w:tblStyle w:val="TableNormal"/>
-        <w:bidiVisual w:val="0"/>
         <w:tblW w:w="0" w:type="auto"/>
         <w:tblBorders>
-          <w:top w:val="single" w:sz="6"/>
-          <w:left w:val="single" w:sz="6"/>
-          <w:bottom w:val="single" w:sz="6"/>
-          <w:right w:val="single" w:sz="6"/>
+          <w:top w:val="single" w:sz="6" w:space="0" w:color="auto"/>
+          <w:left w:val="single" w:sz="6" w:space="0" w:color="auto"/>
+          <w:bottom w:val="single" w:sz="6" w:space="0" w:color="auto"/>
+          <w:right w:val="single" w:sz="6" w:space="0" w:color="auto"/>
         </w:tblBorders>
         <w:tblLook w:val="04A0" w:firstRow="1" w:lastRow="0" w:firstColumn="1" w:lastColumn="0" w:noHBand="0" w:noVBand="1"/>
       </w:tblPr>
@@ -7105,45 +7009,33 @@
             <w:tcBorders>
               <w:top w:val="nil"/>
               <w:left w:val="nil"/>
-              <w:bottom w:val="single" w:color="7F7F7F" w:themeColor="text1" w:themeTint="80" w:sz="6"/>
+              <w:bottom w:val="single" w:sz="6" w:space="0" w:color="7F7F7F" w:themeColor="text1" w:themeTint="80"/>
               <w:right w:val="nil"/>
             </w:tcBorders>
             <w:tcMar>
               <w:left w:w="105" w:type="dxa"/>
               <w:right w:w="105" w:type="dxa"/>
             </w:tcMar>
-            <w:vAlign w:val="top"/>
           </w:tcPr>
           <w:p>
             <w:pPr>
               <w:spacing w:after="0"/>
               <w:rPr>
-                <w:b w:val="0"/>
-                <w:bCs w:val="0"/>
-                <w:i w:val="0"/>
-                <w:iCs w:val="0"/>
-                <w:sz w:val="20"/>
-                <w:szCs w:val="20"/>
-              </w:rPr>
-            </w:pPr>
-            <w:r>
-              <w:rPr>
-                <w:b w:val="1"/>
-                <w:bCs w:val="1"/>
-                <w:i w:val="0"/>
-                <w:iCs w:val="0"/>
-                <w:sz w:val="20"/>
-                <w:szCs w:val="20"/>
-                <w:lang w:val="en-US"/>
+                <w:sz w:val="20"/>
+                <w:szCs w:val="20"/>
+              </w:rPr>
+            </w:pPr>
+            <w:r>
+              <w:rPr>
+                <w:b/>
+                <w:bCs/>
+                <w:sz w:val="20"/>
+                <w:szCs w:val="20"/>
               </w:rPr>
               <w:t>Complaint assessment #{</w:t>
             </w:r>
             <w:r>
               <w:rPr>
-                <w:b w:val="0"/>
-                <w:bCs w:val="0"/>
-                <w:i w:val="0"/>
-                <w:iCs w:val="0"/>
                 <w:sz w:val="20"/>
                 <w:szCs w:val="20"/>
                 <w:lang w:val="en-CA"/>
@@ -7152,13 +7044,10 @@
             </w:r>
             <w:r>
               <w:rPr>
-                <w:b w:val="1"/>
-                <w:bCs w:val="1"/>
-                <w:i w:val="0"/>
-                <w:iCs w:val="0"/>
-                <w:sz w:val="20"/>
-                <w:szCs w:val="20"/>
-                <w:lang w:val="en-US"/>
+                <w:b/>
+                <w:bCs/>
+                <w:sz w:val="20"/>
+                <w:szCs w:val="20"/>
               </w:rPr>
               <w:t>.order}</w:t>
             </w:r>
@@ -7173,48 +7062,37 @@
           <w:tcPr>
             <w:tcW w:w="5392" w:type="dxa"/>
             <w:tcBorders>
-              <w:top w:val="single" w:color="7F7F7F" w:themeColor="text1" w:themeTint="80" w:sz="6"/>
+              <w:top w:val="single" w:sz="6" w:space="0" w:color="7F7F7F" w:themeColor="text1" w:themeTint="80"/>
               <w:left w:val="nil"/>
-              <w:bottom w:val="nil" w:color="7F7F7F" w:themeColor="text1" w:themeTint="80" w:sz="6"/>
-              <w:right w:val="single" w:color="7F7F7F" w:themeColor="text1" w:themeTint="80" w:sz="6"/>
+              <w:bottom w:val="nil"/>
+              <w:right w:val="single" w:sz="6" w:space="0" w:color="7F7F7F" w:themeColor="text1" w:themeTint="80"/>
             </w:tcBorders>
             <w:shd w:val="clear" w:color="auto" w:fill="F2F2F2" w:themeFill="background1" w:themeFillShade="F2"/>
             <w:tcMar>
               <w:left w:w="105" w:type="dxa"/>
               <w:right w:w="105" w:type="dxa"/>
             </w:tcMar>
-            <w:vAlign w:val="top"/>
           </w:tcPr>
           <w:p>
             <w:pPr>
               <w:spacing w:after="0"/>
               <w:rPr>
-                <w:b w:val="0"/>
-                <w:bCs w:val="0"/>
-                <w:i w:val="0"/>
-                <w:iCs w:val="0"/>
-                <w:sz w:val="20"/>
-                <w:szCs w:val="20"/>
-              </w:rPr>
-            </w:pPr>
-            <w:r>
-              <w:rPr>
-                <w:b w:val="0"/>
-                <w:bCs w:val="0"/>
-                <w:i w:val="0"/>
-                <w:iCs w:val="0"/>
-                <w:sz w:val="20"/>
-                <w:szCs w:val="20"/>
-                <w:lang w:val="en-US"/>
-              </w:rPr>
+                <w:sz w:val="20"/>
+                <w:szCs w:val="20"/>
+              </w:rPr>
+            </w:pPr>
+            <w:r>
+              <w:rPr>
+                <w:sz w:val="20"/>
+                <w:szCs w:val="20"/>
+              </w:rPr>
+              <w:lastRenderedPageBreak/>
               <w:t>Action required?</w:t>
             </w:r>
             <w:r>
               <w:rPr>
-                <w:b w:val="1"/>
-                <w:bCs w:val="1"/>
-                <w:i w:val="0"/>
-                <w:iCs w:val="0"/>
+                <w:b/>
+                <w:bCs/>
                 <w:sz w:val="20"/>
                 <w:szCs w:val="20"/>
                 <w:lang w:val="en-CA"/>
@@ -7228,207 +7106,7 @@
             <w:tcW w:w="5392" w:type="dxa"/>
             <w:tcBorders>
               <w:top w:val="nil"/>
-              <w:left w:val="single" w:color="7F7F7F" w:themeColor="text1" w:themeTint="80" w:sz="6"/>
-              <w:bottom w:val="nil" w:color="7F7F7F" w:themeColor="text1" w:themeTint="80" w:sz="6"/>
-              <w:right w:val="nil"/>
-            </w:tcBorders>
-            <w:shd w:val="clear" w:color="auto" w:fill="F2F2F2" w:themeFill="background1" w:themeFillShade="F2"/>
-            <w:tcMar>
-              <w:left w:w="105" w:type="dxa"/>
-              <w:right w:w="105" w:type="dxa"/>
-            </w:tcMar>
-            <w:vAlign w:val="top"/>
-          </w:tcPr>
-          <w:p>
-            <w:pPr>
-              <w:spacing w:after="0"/>
-              <w:rPr>
-                <w:b w:val="0"/>
-                <w:bCs w:val="0"/>
-                <w:i w:val="0"/>
-                <w:iCs w:val="0"/>
-                <w:sz w:val="20"/>
-                <w:szCs w:val="20"/>
-              </w:rPr>
-            </w:pPr>
-            <w:r>
-              <w:rPr>
-                <w:b w:val="0"/>
-                <w:bCs w:val="0"/>
-                <w:i w:val="0"/>
-                <w:iCs w:val="0"/>
-                <w:sz w:val="20"/>
-                <w:szCs w:val="20"/>
-                <w:lang w:val="en-CA"/>
-              </w:rPr>
-              <w:t>{d.outcome.assessment[i].actionNotRequired}</w:t>
-            </w:r>
-          </w:p>
-        </w:tc>
-      </w:tr>
-      <w:tr>
-        <w:trPr>
-          <w:trHeight w:val="300"/>
-        </w:trPr>
-        <w:tc>
-          <w:tcPr>
-            <w:tcW w:w="5392" w:type="dxa"/>
-            <w:tcBorders>
-              <w:top w:val="nil"/>
-              <w:left w:val="nil"/>
-              <w:bottom w:val="nil"/>
-              <w:right w:val="single" w:color="7F7F7F" w:themeColor="text1" w:themeTint="80" w:sz="6"/>
-            </w:tcBorders>
-            <w:tcMar>
-              <w:left w:w="105" w:type="dxa"/>
-              <w:right w:w="105" w:type="dxa"/>
-            </w:tcMar>
-            <w:vAlign w:val="top"/>
-          </w:tcPr>
-          <w:p>
-            <w:pPr>
-              <w:spacing w:after="0"/>
-              <w:rPr>
-                <w:b w:val="0"/>
-                <w:bCs w:val="0"/>
-                <w:i w:val="0"/>
-                <w:iCs w:val="0"/>
-                <w:sz w:val="20"/>
-                <w:szCs w:val="20"/>
-              </w:rPr>
-            </w:pPr>
-            <w:r>
-              <w:rPr>
-                <w:b w:val="0"/>
-                <w:bCs w:val="0"/>
-                <w:i w:val="0"/>
-                <w:iCs w:val="0"/>
-                <w:sz w:val="20"/>
-                <w:szCs w:val="20"/>
-                <w:lang w:val="en-US"/>
-              </w:rPr>
-              <w:t>Contacted complainant</w:t>
-            </w:r>
-            <w:r>
-              <w:rPr>
-                <w:b w:val="1"/>
-                <w:bCs w:val="1"/>
-                <w:i w:val="0"/>
-                <w:iCs w:val="0"/>
-                <w:sz w:val="20"/>
-                <w:szCs w:val="20"/>
-                <w:lang w:val="en-CA"/>
-              </w:rPr>
-              <w:t> </w:t>
-            </w:r>
-          </w:p>
-        </w:tc>
-        <w:tc>
-          <w:tcPr>
-            <w:tcW w:w="5392" w:type="dxa"/>
-            <w:tcBorders>
-              <w:top w:val="nil"/>
-              <w:left w:val="single" w:color="7F7F7F" w:themeColor="text1" w:themeTint="80" w:sz="6"/>
-              <w:bottom w:val="nil"/>
-              <w:right w:val="nil"/>
-            </w:tcBorders>
-            <w:tcMar>
-              <w:left w:w="105" w:type="dxa"/>
-              <w:right w:w="105" w:type="dxa"/>
-            </w:tcMar>
-            <w:vAlign w:val="top"/>
-          </w:tcPr>
-          <w:p>
-            <w:pPr>
-              <w:spacing w:after="0"/>
-              <w:rPr>
-                <w:b w:val="0"/>
-                <w:bCs w:val="0"/>
-                <w:i w:val="0"/>
-                <w:iCs w:val="0"/>
-                <w:sz w:val="20"/>
-                <w:szCs w:val="20"/>
-              </w:rPr>
-            </w:pPr>
-            <w:r>
-              <w:rPr>
-                <w:b w:val="0"/>
-                <w:bCs w:val="0"/>
-                <w:i w:val="0"/>
-                <w:iCs w:val="0"/>
-                <w:sz w:val="20"/>
-                <w:szCs w:val="20"/>
-                <w:lang w:val="en-CA"/>
-              </w:rPr>
-              <w:t>{d.outcome.assessment[i].contactedComplainant}</w:t>
-            </w:r>
-          </w:p>
-        </w:tc>
-      </w:tr>
-      <w:tr>
-        <w:trPr>
-          <w:trHeight w:val="300"/>
-        </w:trPr>
-        <w:tc>
-          <w:tcPr>
-            <w:tcW w:w="5392" w:type="dxa"/>
-            <w:tcBorders>
-              <w:top w:val="nil"/>
-              <w:left w:val="nil"/>
-              <w:bottom w:val="nil"/>
-              <w:right w:val="single" w:color="7F7F7F" w:themeColor="text1" w:themeTint="80" w:sz="6"/>
-            </w:tcBorders>
-            <w:shd w:val="clear" w:color="auto" w:fill="F2F2F2" w:themeFill="background1" w:themeFillShade="F2"/>
-            <w:tcMar>
-              <w:left w:w="105" w:type="dxa"/>
-              <w:right w:w="105" w:type="dxa"/>
-            </w:tcMar>
-            <w:vAlign w:val="top"/>
-          </w:tcPr>
-          <w:p>
-            <w:pPr>
-              <w:spacing w:after="0"/>
-              <w:rPr>
-                <w:b w:val="0"/>
-                <w:bCs w:val="0"/>
-                <w:i w:val="0"/>
-                <w:iCs w:val="0"/>
-                <w:sz w:val="20"/>
-                <w:szCs w:val="20"/>
-              </w:rPr>
-            </w:pPr>
-            <w:r>
-              <w:rPr>
-                <w:b w:val="0"/>
-                <w:bCs w:val="0"/>
-                <w:i w:val="0"/>
-                <w:iCs w:val="0"/>
-                <w:sz w:val="20"/>
-                <w:szCs w:val="20"/>
-                <w:lang w:val="en-US"/>
-              </w:rPr>
-              <w:t>Attended</w:t>
-            </w:r>
-            <w:r>
-              <w:rPr>
-                <w:b w:val="1"/>
-                <w:bCs w:val="1"/>
-                <w:i w:val="0"/>
-                <w:iCs w:val="0"/>
-                <w:sz w:val="20"/>
-                <w:szCs w:val="20"/>
-                <w:lang w:val="en-CA"/>
-              </w:rPr>
-              <w:t> </w:t>
-            </w:r>
-          </w:p>
-        </w:tc>
-        <w:tc>
-          <w:tcPr>
-            <w:tcW w:w="5392" w:type="dxa"/>
-            <w:tcBorders>
-              <w:top w:val="nil"/>
-              <w:left w:val="single" w:color="7F7F7F" w:themeColor="text1" w:themeTint="80" w:sz="6"/>
+              <w:left w:val="single" w:sz="6" w:space="0" w:color="7F7F7F" w:themeColor="text1" w:themeTint="80"/>
               <w:bottom w:val="nil"/>
               <w:right w:val="nil"/>
             </w:tcBorders>
@@ -7437,31 +7115,22 @@
               <w:left w:w="105" w:type="dxa"/>
               <w:right w:w="105" w:type="dxa"/>
             </w:tcMar>
-            <w:vAlign w:val="top"/>
           </w:tcPr>
           <w:p>
             <w:pPr>
               <w:spacing w:after="0"/>
               <w:rPr>
-                <w:b w:val="0"/>
-                <w:bCs w:val="0"/>
-                <w:i w:val="0"/>
-                <w:iCs w:val="0"/>
-                <w:sz w:val="20"/>
-                <w:szCs w:val="20"/>
-              </w:rPr>
-            </w:pPr>
-            <w:r>
-              <w:rPr>
-                <w:b w:val="0"/>
-                <w:bCs w:val="0"/>
-                <w:i w:val="0"/>
-                <w:iCs w:val="0"/>
+                <w:sz w:val="20"/>
+                <w:szCs w:val="20"/>
+              </w:rPr>
+            </w:pPr>
+            <w:r>
+              <w:rPr>
                 <w:sz w:val="20"/>
                 <w:szCs w:val="20"/>
                 <w:lang w:val="en-CA"/>
               </w:rPr>
-              <w:t>{d.outcome.assessment[i].attended}</w:t>
+              <w:t>{d.outcome.assessment[i].actionNotRequired}</w:t>
             </w:r>
           </w:p>
         </w:tc>
@@ -7477,44 +7146,32 @@
               <w:top w:val="nil"/>
               <w:left w:val="nil"/>
               <w:bottom w:val="nil"/>
-              <w:right w:val="single" w:color="7F7F7F" w:themeColor="text1" w:themeTint="80" w:sz="6"/>
+              <w:right w:val="single" w:sz="6" w:space="0" w:color="7F7F7F" w:themeColor="text1" w:themeTint="80"/>
             </w:tcBorders>
             <w:tcMar>
               <w:left w:w="105" w:type="dxa"/>
               <w:right w:w="105" w:type="dxa"/>
             </w:tcMar>
-            <w:vAlign w:val="top"/>
           </w:tcPr>
           <w:p>
             <w:pPr>
               <w:spacing w:after="0"/>
               <w:rPr>
-                <w:b w:val="0"/>
-                <w:bCs w:val="0"/>
-                <w:i w:val="0"/>
-                <w:iCs w:val="0"/>
-                <w:sz w:val="20"/>
-                <w:szCs w:val="20"/>
-              </w:rPr>
-            </w:pPr>
-            <w:r>
-              <w:rPr>
-                <w:b w:val="0"/>
-                <w:bCs w:val="0"/>
-                <w:i w:val="0"/>
-                <w:iCs w:val="0"/>
-                <w:sz w:val="20"/>
-                <w:szCs w:val="20"/>
-                <w:lang w:val="en-US"/>
-              </w:rPr>
-              <w:t>Officer</w:t>
-            </w:r>
-            <w:r>
-              <w:rPr>
-                <w:b w:val="1"/>
-                <w:bCs w:val="1"/>
-                <w:i w:val="0"/>
-                <w:iCs w:val="0"/>
+                <w:sz w:val="20"/>
+                <w:szCs w:val="20"/>
+              </w:rPr>
+            </w:pPr>
+            <w:r>
+              <w:rPr>
+                <w:sz w:val="20"/>
+                <w:szCs w:val="20"/>
+              </w:rPr>
+              <w:t>Contacted complainant</w:t>
+            </w:r>
+            <w:r>
+              <w:rPr>
+                <w:b/>
+                <w:bCs/>
                 <w:sz w:val="20"/>
                 <w:szCs w:val="20"/>
                 <w:lang w:val="en-CA"/>
@@ -7528,7 +7185,7 @@
             <w:tcW w:w="5392" w:type="dxa"/>
             <w:tcBorders>
               <w:top w:val="nil"/>
-              <w:left w:val="single" w:color="7F7F7F" w:themeColor="text1" w:themeTint="80" w:sz="6"/>
+              <w:left w:val="single" w:sz="6" w:space="0" w:color="7F7F7F" w:themeColor="text1" w:themeTint="80"/>
               <w:bottom w:val="nil"/>
               <w:right w:val="nil"/>
             </w:tcBorders>
@@ -7536,31 +7193,22 @@
               <w:left w:w="105" w:type="dxa"/>
               <w:right w:w="105" w:type="dxa"/>
             </w:tcMar>
-            <w:vAlign w:val="top"/>
           </w:tcPr>
           <w:p>
             <w:pPr>
               <w:spacing w:after="0"/>
               <w:rPr>
-                <w:b w:val="0"/>
-                <w:bCs w:val="0"/>
-                <w:i w:val="0"/>
-                <w:iCs w:val="0"/>
-                <w:sz w:val="20"/>
-                <w:szCs w:val="20"/>
-              </w:rPr>
-            </w:pPr>
-            <w:r>
-              <w:rPr>
-                <w:b w:val="0"/>
-                <w:bCs w:val="0"/>
-                <w:i w:val="0"/>
-                <w:iCs w:val="0"/>
+                <w:sz w:val="20"/>
+                <w:szCs w:val="20"/>
+              </w:rPr>
+            </w:pPr>
+            <w:r>
+              <w:rPr>
                 <w:sz w:val="20"/>
                 <w:szCs w:val="20"/>
                 <w:lang w:val="en-CA"/>
               </w:rPr>
-              <w:t>{d.outcome.assessment[i].assessmentActor}</w:t>
+              <w:t>{d.outcome.assessment[i].contactedComplainant}</w:t>
             </w:r>
           </w:p>
         </w:tc>
@@ -7576,45 +7224,33 @@
               <w:top w:val="nil"/>
               <w:left w:val="nil"/>
               <w:bottom w:val="nil"/>
-              <w:right w:val="single" w:color="7F7F7F" w:themeColor="text1" w:themeTint="80" w:sz="6"/>
+              <w:right w:val="single" w:sz="6" w:space="0" w:color="7F7F7F" w:themeColor="text1" w:themeTint="80"/>
             </w:tcBorders>
             <w:shd w:val="clear" w:color="auto" w:fill="F2F2F2" w:themeFill="background1" w:themeFillShade="F2"/>
             <w:tcMar>
               <w:left w:w="105" w:type="dxa"/>
               <w:right w:w="105" w:type="dxa"/>
             </w:tcMar>
-            <w:vAlign w:val="top"/>
           </w:tcPr>
           <w:p>
             <w:pPr>
               <w:spacing w:after="0"/>
               <w:rPr>
-                <w:b w:val="0"/>
-                <w:bCs w:val="0"/>
-                <w:i w:val="0"/>
-                <w:iCs w:val="0"/>
-                <w:sz w:val="20"/>
-                <w:szCs w:val="20"/>
-              </w:rPr>
-            </w:pPr>
-            <w:r>
-              <w:rPr>
-                <w:b w:val="0"/>
-                <w:bCs w:val="0"/>
-                <w:i w:val="0"/>
-                <w:iCs w:val="0"/>
-                <w:sz w:val="20"/>
-                <w:szCs w:val="20"/>
-                <w:lang w:val="en-US"/>
-              </w:rPr>
-              <w:t>Assessment date</w:t>
-            </w:r>
-            <w:r>
-              <w:rPr>
-                <w:b w:val="1"/>
-                <w:bCs w:val="1"/>
-                <w:i w:val="0"/>
-                <w:iCs w:val="0"/>
+                <w:sz w:val="20"/>
+                <w:szCs w:val="20"/>
+              </w:rPr>
+            </w:pPr>
+            <w:r>
+              <w:rPr>
+                <w:sz w:val="20"/>
+                <w:szCs w:val="20"/>
+              </w:rPr>
+              <w:t>Attended</w:t>
+            </w:r>
+            <w:r>
+              <w:rPr>
+                <w:b/>
+                <w:bCs/>
                 <w:sz w:val="20"/>
                 <w:szCs w:val="20"/>
                 <w:lang w:val="en-CA"/>
@@ -7628,7 +7264,7 @@
             <w:tcW w:w="5392" w:type="dxa"/>
             <w:tcBorders>
               <w:top w:val="nil"/>
-              <w:left w:val="single" w:color="7F7F7F" w:themeColor="text1" w:themeTint="80" w:sz="6"/>
+              <w:left w:val="single" w:sz="6" w:space="0" w:color="7F7F7F" w:themeColor="text1" w:themeTint="80"/>
               <w:bottom w:val="nil"/>
               <w:right w:val="nil"/>
             </w:tcBorders>
@@ -7637,31 +7273,22 @@
               <w:left w:w="105" w:type="dxa"/>
               <w:right w:w="105" w:type="dxa"/>
             </w:tcMar>
-            <w:vAlign w:val="top"/>
           </w:tcPr>
           <w:p>
             <w:pPr>
               <w:spacing w:after="0"/>
               <w:rPr>
-                <w:b w:val="0"/>
-                <w:bCs w:val="0"/>
-                <w:i w:val="0"/>
-                <w:iCs w:val="0"/>
-                <w:sz w:val="20"/>
-                <w:szCs w:val="20"/>
-              </w:rPr>
-            </w:pPr>
-            <w:r>
-              <w:rPr>
-                <w:b w:val="0"/>
-                <w:bCs w:val="0"/>
-                <w:i w:val="0"/>
-                <w:iCs w:val="0"/>
+                <w:sz w:val="20"/>
+                <w:szCs w:val="20"/>
+              </w:rPr>
+            </w:pPr>
+            <w:r>
+              <w:rPr>
                 <w:sz w:val="20"/>
                 <w:szCs w:val="20"/>
                 <w:lang w:val="en-CA"/>
               </w:rPr>
-              <w:t>{d.outcome.assessment[i].assessmentDate}</w:t>
+              <w:t>{d.outcome.assessment[i].attended}</w:t>
             </w:r>
           </w:p>
         </w:tc>
@@ -7677,44 +7304,32 @@
               <w:top w:val="nil"/>
               <w:left w:val="nil"/>
               <w:bottom w:val="nil"/>
-              <w:right w:val="single" w:color="7F7F7F" w:themeColor="text1" w:themeTint="80" w:sz="6"/>
+              <w:right w:val="single" w:sz="6" w:space="0" w:color="7F7F7F" w:themeColor="text1" w:themeTint="80"/>
             </w:tcBorders>
             <w:tcMar>
               <w:left w:w="105" w:type="dxa"/>
               <w:right w:w="105" w:type="dxa"/>
             </w:tcMar>
-            <w:vAlign w:val="top"/>
           </w:tcPr>
           <w:p>
             <w:pPr>
               <w:spacing w:after="0"/>
               <w:rPr>
-                <w:b w:val="0"/>
-                <w:bCs w:val="0"/>
-                <w:i w:val="0"/>
-                <w:iCs w:val="0"/>
-                <w:sz w:val="20"/>
-                <w:szCs w:val="20"/>
-              </w:rPr>
-            </w:pPr>
-            <w:r>
-              <w:rPr>
-                <w:b w:val="0"/>
-                <w:bCs w:val="0"/>
-                <w:i w:val="0"/>
-                <w:iCs w:val="0"/>
-                <w:sz w:val="20"/>
-                <w:szCs w:val="20"/>
-                <w:lang w:val="en-US"/>
-              </w:rPr>
-              <w:t>Comments</w:t>
-            </w:r>
-            <w:r>
-              <w:rPr>
-                <w:b w:val="1"/>
-                <w:bCs w:val="1"/>
-                <w:i w:val="0"/>
-                <w:iCs w:val="0"/>
+                <w:sz w:val="20"/>
+                <w:szCs w:val="20"/>
+              </w:rPr>
+            </w:pPr>
+            <w:r>
+              <w:rPr>
+                <w:sz w:val="20"/>
+                <w:szCs w:val="20"/>
+              </w:rPr>
+              <w:t>Officer</w:t>
+            </w:r>
+            <w:r>
+              <w:rPr>
+                <w:b/>
+                <w:bCs/>
                 <w:sz w:val="20"/>
                 <w:szCs w:val="20"/>
                 <w:lang w:val="en-CA"/>
@@ -7728,7 +7343,7 @@
             <w:tcW w:w="5392" w:type="dxa"/>
             <w:tcBorders>
               <w:top w:val="nil"/>
-              <w:left w:val="single" w:color="7F7F7F" w:themeColor="text1" w:themeTint="80" w:sz="6"/>
+              <w:left w:val="single" w:sz="6" w:space="0" w:color="7F7F7F" w:themeColor="text1" w:themeTint="80"/>
               <w:bottom w:val="nil"/>
               <w:right w:val="nil"/>
             </w:tcBorders>
@@ -7736,16 +7351,169 @@
               <w:left w:w="105" w:type="dxa"/>
               <w:right w:w="105" w:type="dxa"/>
             </w:tcMar>
-            <w:vAlign w:val="top"/>
           </w:tcPr>
           <w:p>
             <w:pPr>
               <w:spacing w:after="0"/>
               <w:rPr>
-                <w:b w:val="0"/>
-                <w:bCs w:val="0"/>
-                <w:i w:val="0"/>
-                <w:iCs w:val="0"/>
+                <w:sz w:val="20"/>
+                <w:szCs w:val="20"/>
+              </w:rPr>
+            </w:pPr>
+            <w:r>
+              <w:rPr>
+                <w:sz w:val="20"/>
+                <w:szCs w:val="20"/>
+                <w:lang w:val="en-CA"/>
+              </w:rPr>
+              <w:t>{d.outcome.assessment[i].assessmentActor}</w:t>
+            </w:r>
+          </w:p>
+        </w:tc>
+      </w:tr>
+      <w:tr>
+        <w:trPr>
+          <w:trHeight w:val="300"/>
+        </w:trPr>
+        <w:tc>
+          <w:tcPr>
+            <w:tcW w:w="5392" w:type="dxa"/>
+            <w:tcBorders>
+              <w:top w:val="nil"/>
+              <w:left w:val="nil"/>
+              <w:bottom w:val="nil"/>
+              <w:right w:val="single" w:sz="6" w:space="0" w:color="7F7F7F" w:themeColor="text1" w:themeTint="80"/>
+            </w:tcBorders>
+            <w:shd w:val="clear" w:color="auto" w:fill="F2F2F2" w:themeFill="background1" w:themeFillShade="F2"/>
+            <w:tcMar>
+              <w:left w:w="105" w:type="dxa"/>
+              <w:right w:w="105" w:type="dxa"/>
+            </w:tcMar>
+          </w:tcPr>
+          <w:p>
+            <w:pPr>
+              <w:spacing w:after="0"/>
+              <w:rPr>
+                <w:sz w:val="20"/>
+                <w:szCs w:val="20"/>
+              </w:rPr>
+            </w:pPr>
+            <w:r>
+              <w:rPr>
+                <w:sz w:val="20"/>
+                <w:szCs w:val="20"/>
+              </w:rPr>
+              <w:t>Assessment date</w:t>
+            </w:r>
+            <w:r>
+              <w:rPr>
+                <w:b/>
+                <w:bCs/>
+                <w:sz w:val="20"/>
+                <w:szCs w:val="20"/>
+                <w:lang w:val="en-CA"/>
+              </w:rPr>
+              <w:t> </w:t>
+            </w:r>
+          </w:p>
+        </w:tc>
+        <w:tc>
+          <w:tcPr>
+            <w:tcW w:w="5392" w:type="dxa"/>
+            <w:tcBorders>
+              <w:top w:val="nil"/>
+              <w:left w:val="single" w:sz="6" w:space="0" w:color="7F7F7F" w:themeColor="text1" w:themeTint="80"/>
+              <w:bottom w:val="nil"/>
+              <w:right w:val="nil"/>
+            </w:tcBorders>
+            <w:shd w:val="clear" w:color="auto" w:fill="F2F2F2" w:themeFill="background1" w:themeFillShade="F2"/>
+            <w:tcMar>
+              <w:left w:w="105" w:type="dxa"/>
+              <w:right w:w="105" w:type="dxa"/>
+            </w:tcMar>
+          </w:tcPr>
+          <w:p>
+            <w:pPr>
+              <w:spacing w:after="0"/>
+              <w:rPr>
+                <w:sz w:val="20"/>
+                <w:szCs w:val="20"/>
+              </w:rPr>
+            </w:pPr>
+            <w:r>
+              <w:rPr>
+                <w:sz w:val="20"/>
+                <w:szCs w:val="20"/>
+                <w:lang w:val="en-CA"/>
+              </w:rPr>
+              <w:t>{d.outcome.assessment[i].assessmentDate}</w:t>
+            </w:r>
+          </w:p>
+        </w:tc>
+      </w:tr>
+      <w:tr>
+        <w:trPr>
+          <w:trHeight w:val="300"/>
+        </w:trPr>
+        <w:tc>
+          <w:tcPr>
+            <w:tcW w:w="5392" w:type="dxa"/>
+            <w:tcBorders>
+              <w:top w:val="nil"/>
+              <w:left w:val="nil"/>
+              <w:bottom w:val="nil"/>
+              <w:right w:val="single" w:sz="6" w:space="0" w:color="7F7F7F" w:themeColor="text1" w:themeTint="80"/>
+            </w:tcBorders>
+            <w:tcMar>
+              <w:left w:w="105" w:type="dxa"/>
+              <w:right w:w="105" w:type="dxa"/>
+            </w:tcMar>
+          </w:tcPr>
+          <w:p>
+            <w:pPr>
+              <w:spacing w:after="0"/>
+              <w:rPr>
+                <w:sz w:val="20"/>
+                <w:szCs w:val="20"/>
+              </w:rPr>
+            </w:pPr>
+            <w:r>
+              <w:rPr>
+                <w:sz w:val="20"/>
+                <w:szCs w:val="20"/>
+              </w:rPr>
+              <w:t>Comments</w:t>
+            </w:r>
+            <w:r>
+              <w:rPr>
+                <w:b/>
+                <w:bCs/>
+                <w:sz w:val="20"/>
+                <w:szCs w:val="20"/>
+                <w:lang w:val="en-CA"/>
+              </w:rPr>
+              <w:t> </w:t>
+            </w:r>
+          </w:p>
+        </w:tc>
+        <w:tc>
+          <w:tcPr>
+            <w:tcW w:w="5392" w:type="dxa"/>
+            <w:tcBorders>
+              <w:top w:val="nil"/>
+              <w:left w:val="single" w:sz="6" w:space="0" w:color="7F7F7F" w:themeColor="text1" w:themeTint="80"/>
+              <w:bottom w:val="nil"/>
+              <w:right w:val="nil"/>
+            </w:tcBorders>
+            <w:tcMar>
+              <w:left w:w="105" w:type="dxa"/>
+              <w:right w:w="105" w:type="dxa"/>
+            </w:tcMar>
+          </w:tcPr>
+          <w:p>
+            <w:pPr>
+              <w:spacing w:after="0"/>
+              <w:rPr>
                 <w:sz w:val="20"/>
                 <w:szCs w:val="20"/>
               </w:rPr>
@@ -7765,18 +7533,10 @@
     </w:tbl>
     <w:p>
       <w:pPr>
-        <w:bidi w:val="0"/>
         <w:spacing w:after="0" w:line="240" w:lineRule="auto"/>
         <w:rPr>
-          <w:rFonts w:ascii="Segoe UI" w:hAnsi="Segoe UI" w:eastAsia="Segoe UI" w:cs="Segoe UI"/>
-          <w:b w:val="0"/>
-          <w:bCs w:val="0"/>
-          <w:i w:val="0"/>
-          <w:iCs w:val="0"/>
-          <w:caps w:val="0"/>
-          <w:smallCaps w:val="0"/>
-          <w:noProof w:val="0"/>
-          <w:color w:val="000000" w:themeColor="text1" w:themeTint="FF" w:themeShade="FF"/>
+          <w:rFonts w:ascii="Segoe UI" w:eastAsia="Segoe UI" w:hAnsi="Segoe UI" w:cs="Segoe UI"/>
+          <w:color w:val="000000" w:themeColor="text1"/>
           <w:sz w:val="20"/>
           <w:szCs w:val="20"/>
           <w:lang w:val="en-CA"/>
@@ -7784,32 +7544,17 @@
       </w:pPr>
       <w:r>
         <w:rPr>
-          <w:rFonts w:ascii="Segoe UI" w:hAnsi="Segoe UI" w:eastAsia="Segoe UI" w:cs="Segoe UI"/>
-          <w:b w:val="0"/>
-          <w:bCs w:val="0"/>
-          <w:i w:val="0"/>
-          <w:iCs w:val="0"/>
-          <w:caps w:val="0"/>
-          <w:smallCaps w:val="0"/>
-          <w:noProof w:val="0"/>
-          <w:color w:val="000000" w:themeColor="text1" w:themeTint="FF" w:themeShade="FF"/>
+          <w:rFonts w:ascii="Segoe UI" w:eastAsia="Segoe UI" w:hAnsi="Segoe UI" w:cs="Segoe UI"/>
+          <w:color w:val="000000" w:themeColor="text1"/>
           <w:sz w:val="20"/>
           <w:szCs w:val="20"/>
-          <w:lang w:val="en-US"/>
         </w:rPr>
         <w:t>{d.</w:t>
       </w:r>
       <w:r>
         <w:rPr>
-          <w:rFonts w:ascii="Segoe UI" w:hAnsi="Segoe UI" w:eastAsia="Segoe UI" w:cs="Segoe UI"/>
-          <w:b w:val="0"/>
-          <w:bCs w:val="0"/>
-          <w:i w:val="0"/>
-          <w:iCs w:val="0"/>
-          <w:caps w:val="0"/>
-          <w:smallCaps w:val="0"/>
-          <w:noProof w:val="0"/>
-          <w:color w:val="000000" w:themeColor="text1" w:themeTint="FF" w:themeShade="FF"/>
+          <w:rFonts w:ascii="Segoe UI" w:eastAsia="Segoe UI" w:hAnsi="Segoe UI" w:cs="Segoe UI"/>
+          <w:color w:val="000000" w:themeColor="text1"/>
           <w:sz w:val="20"/>
           <w:szCs w:val="20"/>
           <w:lang w:val="en-CA"/>
@@ -7818,32 +7563,17 @@
       </w:r>
       <w:r>
         <w:rPr>
-          <w:rFonts w:ascii="Segoe UI" w:hAnsi="Segoe UI" w:eastAsia="Segoe UI" w:cs="Segoe UI"/>
-          <w:b w:val="0"/>
-          <w:bCs w:val="0"/>
-          <w:i w:val="0"/>
-          <w:iCs w:val="0"/>
-          <w:caps w:val="0"/>
-          <w:smallCaps w:val="0"/>
-          <w:noProof w:val="0"/>
-          <w:color w:val="000000" w:themeColor="text1" w:themeTint="FF" w:themeShade="FF"/>
+          <w:rFonts w:ascii="Segoe UI" w:eastAsia="Segoe UI" w:hAnsi="Segoe UI" w:cs="Segoe UI"/>
+          <w:color w:val="000000" w:themeColor="text1"/>
           <w:sz w:val="20"/>
           <w:szCs w:val="20"/>
-          <w:lang w:val="en-US"/>
         </w:rPr>
         <w:t>.actionNotRequired:showEnd}{d.</w:t>
       </w:r>
       <w:r>
         <w:rPr>
-          <w:rFonts w:ascii="Segoe UI" w:hAnsi="Segoe UI" w:eastAsia="Segoe UI" w:cs="Segoe UI"/>
-          <w:b w:val="0"/>
-          <w:bCs w:val="0"/>
-          <w:i w:val="0"/>
-          <w:iCs w:val="0"/>
-          <w:caps w:val="0"/>
-          <w:smallCaps w:val="0"/>
-          <w:noProof w:val="0"/>
-          <w:color w:val="000000" w:themeColor="text1" w:themeTint="FF" w:themeShade="FF"/>
+          <w:rFonts w:ascii="Segoe UI" w:eastAsia="Segoe UI" w:hAnsi="Segoe UI" w:cs="Segoe UI"/>
+          <w:color w:val="000000" w:themeColor="text1"/>
           <w:sz w:val="20"/>
           <w:szCs w:val="20"/>
           <w:lang w:val="en-CA"/>
@@ -7852,38 +7582,28 @@
       </w:r>
       <w:r>
         <w:rPr>
-          <w:rFonts w:ascii="Segoe UI" w:hAnsi="Segoe UI" w:eastAsia="Segoe UI" w:cs="Segoe UI"/>
-          <w:b w:val="0"/>
-          <w:bCs w:val="0"/>
-          <w:i w:val="0"/>
-          <w:iCs w:val="0"/>
-          <w:caps w:val="0"/>
-          <w:smallCaps w:val="0"/>
-          <w:noProof w:val="0"/>
-          <w:color w:val="000000" w:themeColor="text1" w:themeTint="FF" w:themeShade="FF"/>
+          <w:rFonts w:ascii="Segoe UI" w:eastAsia="Segoe UI" w:hAnsi="Segoe UI" w:cs="Segoe UI"/>
+          <w:color w:val="000000" w:themeColor="text1"/>
           <w:sz w:val="20"/>
           <w:szCs w:val="20"/>
-          <w:lang w:val="en-US"/>
         </w:rPr>
         <w:t>:ifEQ(No):showBegin}</w:t>
       </w:r>
     </w:p>
     <w:tbl>
       <w:tblPr>
-        <w:tblStyle w:val="TableNormal"/>
-        <w:bidiVisual w:val="0"/>
         <w:tblW w:w="0" w:type="auto"/>
         <w:tblBorders>
-          <w:top w:val="single" w:sz="6"/>
-          <w:left w:val="single" w:sz="6"/>
-          <w:bottom w:val="single" w:sz="6"/>
-          <w:right w:val="single" w:sz="6"/>
+          <w:top w:val="single" w:sz="6" w:space="0" w:color="auto"/>
+          <w:left w:val="single" w:sz="6" w:space="0" w:color="auto"/>
+          <w:bottom w:val="single" w:sz="6" w:space="0" w:color="auto"/>
+          <w:right w:val="single" w:sz="6" w:space="0" w:color="auto"/>
         </w:tblBorders>
         <w:tblLook w:val="04A0" w:firstRow="1" w:lastRow="0" w:firstColumn="1" w:lastColumn="0" w:noHBand="0" w:noVBand="1"/>
       </w:tblPr>
       <w:tblGrid>
-        <w:gridCol w:w="5392"/>
-        <w:gridCol w:w="5392"/>
+        <w:gridCol w:w="5169"/>
+        <w:gridCol w:w="5631"/>
       </w:tblGrid>
       <w:tr>
         <w:trPr>
@@ -7896,46 +7616,33 @@
             <w:tcBorders>
               <w:top w:val="nil"/>
               <w:left w:val="nil"/>
-              <w:bottom w:val="single" w:color="7F7F7F" w:themeColor="text1" w:themeTint="80" w:sz="6"/>
+              <w:bottom w:val="single" w:sz="6" w:space="0" w:color="7F7F7F" w:themeColor="text1" w:themeTint="80"/>
               <w:right w:val="nil"/>
             </w:tcBorders>
             <w:tcMar>
               <w:left w:w="105" w:type="dxa"/>
               <w:right w:w="105" w:type="dxa"/>
             </w:tcMar>
-            <w:vAlign w:val="top"/>
-          </w:tcPr>
-          <w:p>
-            <w:pPr>
-              <w:bidi w:val="0"/>
+          </w:tcPr>
+          <w:p>
+            <w:pPr>
               <w:spacing w:after="0"/>
               <w:rPr>
-                <w:b w:val="0"/>
-                <w:bCs w:val="0"/>
-                <w:i w:val="0"/>
-                <w:iCs w:val="0"/>
-                <w:sz w:val="20"/>
-                <w:szCs w:val="20"/>
-              </w:rPr>
-            </w:pPr>
-            <w:r>
-              <w:rPr>
-                <w:b w:val="1"/>
-                <w:bCs w:val="1"/>
-                <w:i w:val="0"/>
-                <w:iCs w:val="0"/>
-                <w:sz w:val="20"/>
-                <w:szCs w:val="20"/>
-                <w:lang w:val="en-US"/>
+                <w:sz w:val="20"/>
+                <w:szCs w:val="20"/>
+              </w:rPr>
+            </w:pPr>
+            <w:r>
+              <w:rPr>
+                <w:b/>
+                <w:bCs/>
+                <w:sz w:val="20"/>
+                <w:szCs w:val="20"/>
               </w:rPr>
               <w:t>Complaint assessment #{</w:t>
             </w:r>
             <w:r>
               <w:rPr>
-                <w:b w:val="0"/>
-                <w:bCs w:val="0"/>
-                <w:i w:val="0"/>
-                <w:iCs w:val="0"/>
                 <w:sz w:val="20"/>
                 <w:szCs w:val="20"/>
                 <w:lang w:val="en-CA"/>
@@ -7944,13 +7651,10 @@
             </w:r>
             <w:r>
               <w:rPr>
-                <w:b w:val="1"/>
-                <w:bCs w:val="1"/>
-                <w:i w:val="0"/>
-                <w:iCs w:val="0"/>
-                <w:sz w:val="20"/>
-                <w:szCs w:val="20"/>
-                <w:lang w:val="en-US"/>
+                <w:b/>
+                <w:bCs/>
+                <w:sz w:val="20"/>
+                <w:szCs w:val="20"/>
               </w:rPr>
               <w:t>}</w:t>
             </w:r>
@@ -7965,49 +7669,36 @@
           <w:tcPr>
             <w:tcW w:w="5392" w:type="dxa"/>
             <w:tcBorders>
-              <w:top w:val="single" w:color="7F7F7F" w:themeColor="text1" w:themeTint="80" w:sz="6"/>
+              <w:top w:val="single" w:sz="6" w:space="0" w:color="7F7F7F" w:themeColor="text1" w:themeTint="80"/>
               <w:left w:val="nil"/>
-              <w:bottom w:val="nil" w:color="7F7F7F" w:themeColor="text1" w:themeTint="80" w:sz="6"/>
-              <w:right w:val="single" w:color="7F7F7F" w:themeColor="text1" w:themeTint="80" w:sz="6"/>
+              <w:bottom w:val="nil"/>
+              <w:right w:val="single" w:sz="6" w:space="0" w:color="7F7F7F" w:themeColor="text1" w:themeTint="80"/>
             </w:tcBorders>
             <w:shd w:val="clear" w:color="auto" w:fill="F2F2F2" w:themeFill="background1" w:themeFillShade="F2"/>
             <w:tcMar>
               <w:left w:w="105" w:type="dxa"/>
               <w:right w:w="105" w:type="dxa"/>
             </w:tcMar>
-            <w:vAlign w:val="top"/>
-          </w:tcPr>
-          <w:p>
-            <w:pPr>
-              <w:bidi w:val="0"/>
+          </w:tcPr>
+          <w:p>
+            <w:pPr>
               <w:spacing w:after="0"/>
               <w:rPr>
-                <w:b w:val="0"/>
-                <w:bCs w:val="0"/>
-                <w:i w:val="0"/>
-                <w:iCs w:val="0"/>
-                <w:sz w:val="20"/>
-                <w:szCs w:val="20"/>
-              </w:rPr>
-            </w:pPr>
-            <w:r>
-              <w:rPr>
-                <w:b w:val="0"/>
-                <w:bCs w:val="0"/>
-                <w:i w:val="0"/>
-                <w:iCs w:val="0"/>
-                <w:sz w:val="20"/>
-                <w:szCs w:val="20"/>
-                <w:lang w:val="en-US"/>
+                <w:sz w:val="20"/>
+                <w:szCs w:val="20"/>
+              </w:rPr>
+            </w:pPr>
+            <w:r>
+              <w:rPr>
+                <w:sz w:val="20"/>
+                <w:szCs w:val="20"/>
               </w:rPr>
               <w:t>Action required?</w:t>
             </w:r>
             <w:r>
               <w:rPr>
-                <w:b w:val="1"/>
-                <w:bCs w:val="1"/>
-                <w:i w:val="0"/>
-                <w:iCs w:val="0"/>
+                <w:b/>
+                <w:bCs/>
                 <w:sz w:val="20"/>
                 <w:szCs w:val="20"/>
                 <w:lang w:val="en-CA"/>
@@ -8021,312 +7712,7 @@
             <w:tcW w:w="5392" w:type="dxa"/>
             <w:tcBorders>
               <w:top w:val="nil"/>
-              <w:left w:val="single" w:color="7F7F7F" w:themeColor="text1" w:themeTint="80" w:sz="6"/>
-              <w:bottom w:val="nil" w:color="7F7F7F" w:themeColor="text1" w:themeTint="80" w:sz="6"/>
-              <w:right w:val="nil"/>
-            </w:tcBorders>
-            <w:shd w:val="clear" w:color="auto" w:fill="F2F2F2" w:themeFill="background1" w:themeFillShade="F2"/>
-            <w:tcMar>
-              <w:left w:w="105" w:type="dxa"/>
-              <w:right w:w="105" w:type="dxa"/>
-            </w:tcMar>
-            <w:vAlign w:val="top"/>
-          </w:tcPr>
-          <w:p>
-            <w:pPr>
-              <w:bidi w:val="0"/>
-              <w:spacing w:after="0"/>
-              <w:rPr>
-                <w:b w:val="0"/>
-                <w:bCs w:val="0"/>
-                <w:i w:val="0"/>
-                <w:iCs w:val="0"/>
-                <w:sz w:val="20"/>
-                <w:szCs w:val="20"/>
-              </w:rPr>
-            </w:pPr>
-            <w:r>
-              <w:rPr>
-                <w:b w:val="0"/>
-                <w:bCs w:val="0"/>
-                <w:i w:val="0"/>
-                <w:iCs w:val="0"/>
-                <w:sz w:val="20"/>
-                <w:szCs w:val="20"/>
-                <w:lang w:val="en-CA"/>
-              </w:rPr>
-              <w:t>{d.outcome.assessment[i].actionNotRequired}</w:t>
-            </w:r>
-          </w:p>
-        </w:tc>
-      </w:tr>
-      <w:tr>
-        <w:trPr>
-          <w:trHeight w:val="300"/>
-        </w:trPr>
-        <w:tc>
-          <w:tcPr>
-            <w:tcW w:w="5392" w:type="dxa"/>
-            <w:tcBorders>
-              <w:top w:val="nil"/>
-              <w:left w:val="nil"/>
-              <w:bottom w:val="nil"/>
-              <w:right w:val="single" w:color="7F7F7F" w:themeColor="text1" w:themeTint="80" w:sz="6"/>
-            </w:tcBorders>
-            <w:tcMar>
-              <w:left w:w="105" w:type="dxa"/>
-              <w:right w:w="105" w:type="dxa"/>
-            </w:tcMar>
-            <w:vAlign w:val="top"/>
-          </w:tcPr>
-          <w:p>
-            <w:pPr>
-              <w:bidi w:val="0"/>
-              <w:spacing w:after="0"/>
-              <w:rPr>
-                <w:b w:val="0"/>
-                <w:bCs w:val="0"/>
-                <w:i w:val="0"/>
-                <w:iCs w:val="0"/>
-                <w:sz w:val="20"/>
-                <w:szCs w:val="20"/>
-              </w:rPr>
-            </w:pPr>
-            <w:r>
-              <w:rPr>
-                <w:b w:val="0"/>
-                <w:bCs w:val="0"/>
-                <w:i w:val="0"/>
-                <w:iCs w:val="0"/>
-                <w:sz w:val="20"/>
-                <w:szCs w:val="20"/>
-                <w:lang w:val="en-US"/>
-              </w:rPr>
-              <w:t>Justification</w:t>
-            </w:r>
-            <w:r>
-              <w:rPr>
-                <w:b w:val="1"/>
-                <w:bCs w:val="1"/>
-                <w:i w:val="0"/>
-                <w:iCs w:val="0"/>
-                <w:sz w:val="20"/>
-                <w:szCs w:val="20"/>
-                <w:lang w:val="en-CA"/>
-              </w:rPr>
-              <w:t> </w:t>
-            </w:r>
-          </w:p>
-        </w:tc>
-        <w:tc>
-          <w:tcPr>
-            <w:tcW w:w="5392" w:type="dxa"/>
-            <w:tcBorders>
-              <w:top w:val="nil"/>
-              <w:left w:val="single" w:color="7F7F7F" w:themeColor="text1" w:themeTint="80" w:sz="6"/>
-              <w:bottom w:val="nil"/>
-              <w:right w:val="nil"/>
-            </w:tcBorders>
-            <w:tcMar>
-              <w:left w:w="105" w:type="dxa"/>
-              <w:right w:w="105" w:type="dxa"/>
-            </w:tcMar>
-            <w:vAlign w:val="top"/>
-          </w:tcPr>
-          <w:p>
-            <w:pPr>
-              <w:bidi w:val="0"/>
-              <w:spacing w:after="0"/>
-              <w:rPr>
-                <w:b w:val="0"/>
-                <w:bCs w:val="0"/>
-                <w:i w:val="0"/>
-                <w:iCs w:val="0"/>
-                <w:sz w:val="20"/>
-                <w:szCs w:val="20"/>
-              </w:rPr>
-            </w:pPr>
-            <w:r>
-              <w:rPr>
-                <w:b w:val="0"/>
-                <w:bCs w:val="0"/>
-                <w:i w:val="0"/>
-                <w:iCs w:val="0"/>
-                <w:sz w:val="20"/>
-                <w:szCs w:val="20"/>
-                <w:lang w:val="en-CA"/>
-              </w:rPr>
-              <w:t>{d.outcome.assessment[i].actionJustificationShortDescription}</w:t>
-            </w:r>
-          </w:p>
-        </w:tc>
-      </w:tr>
-      <w:tr>
-        <w:trPr>
-          <w:trHeight w:val="300"/>
-        </w:trPr>
-        <w:tc>
-          <w:tcPr>
-            <w:tcW w:w="5392" w:type="dxa"/>
-            <w:tcBorders>
-              <w:top w:val="nil"/>
-              <w:left w:val="nil"/>
-              <w:bottom w:val="nil"/>
-              <w:right w:val="single" w:color="7F7F7F" w:themeColor="text1" w:themeTint="80" w:sz="6"/>
-            </w:tcBorders>
-            <w:tcMar>
-              <w:left w:w="105" w:type="dxa"/>
-              <w:right w:w="105" w:type="dxa"/>
-            </w:tcMar>
-            <w:vAlign w:val="top"/>
-          </w:tcPr>
-          <w:p>
-            <w:pPr>
-              <w:bidi w:val="0"/>
-              <w:spacing w:after="0"/>
-              <w:rPr>
-                <w:b w:val="0"/>
-                <w:bCs w:val="0"/>
-                <w:i w:val="0"/>
-                <w:iCs w:val="0"/>
-                <w:sz w:val="20"/>
-                <w:szCs w:val="20"/>
-              </w:rPr>
-            </w:pPr>
-            <w:r>
-              <w:rPr>
-                <w:b w:val="0"/>
-                <w:bCs w:val="0"/>
-                <w:i w:val="0"/>
-                <w:iCs w:val="0"/>
-                <w:sz w:val="20"/>
-                <w:szCs w:val="20"/>
-                <w:lang w:val="en-US"/>
-              </w:rPr>
-              <w:t>Officer</w:t>
-            </w:r>
-            <w:r>
-              <w:rPr>
-                <w:b w:val="1"/>
-                <w:bCs w:val="1"/>
-                <w:i w:val="0"/>
-                <w:iCs w:val="0"/>
-                <w:sz w:val="20"/>
-                <w:szCs w:val="20"/>
-                <w:lang w:val="en-CA"/>
-              </w:rPr>
-              <w:t> </w:t>
-            </w:r>
-          </w:p>
-        </w:tc>
-        <w:tc>
-          <w:tcPr>
-            <w:tcW w:w="5392" w:type="dxa"/>
-            <w:tcBorders>
-              <w:top w:val="nil"/>
-              <w:left w:val="single" w:color="7F7F7F" w:themeColor="text1" w:themeTint="80" w:sz="6"/>
-              <w:bottom w:val="nil"/>
-              <w:right w:val="nil"/>
-            </w:tcBorders>
-            <w:tcMar>
-              <w:left w:w="105" w:type="dxa"/>
-              <w:right w:w="105" w:type="dxa"/>
-            </w:tcMar>
-            <w:vAlign w:val="top"/>
-          </w:tcPr>
-          <w:p>
-            <w:pPr>
-              <w:bidi w:val="0"/>
-              <w:spacing w:after="0"/>
-              <w:rPr>
-                <w:b w:val="0"/>
-                <w:bCs w:val="0"/>
-                <w:i w:val="0"/>
-                <w:iCs w:val="0"/>
-                <w:sz w:val="20"/>
-                <w:szCs w:val="20"/>
-              </w:rPr>
-            </w:pPr>
-            <w:r>
-              <w:rPr>
-                <w:b w:val="0"/>
-                <w:bCs w:val="0"/>
-                <w:i w:val="0"/>
-                <w:iCs w:val="0"/>
-                <w:sz w:val="20"/>
-                <w:szCs w:val="20"/>
-                <w:lang w:val="en-CA"/>
-              </w:rPr>
-              <w:t>{d.outcome.assessment[i].assessmentActor}</w:t>
-            </w:r>
-          </w:p>
-        </w:tc>
-      </w:tr>
-      <w:tr>
-        <w:trPr>
-          <w:trHeight w:val="300"/>
-        </w:trPr>
-        <w:tc>
-          <w:tcPr>
-            <w:tcW w:w="5392" w:type="dxa"/>
-            <w:tcBorders>
-              <w:top w:val="nil"/>
-              <w:left w:val="nil"/>
-              <w:bottom w:val="nil"/>
-              <w:right w:val="single" w:color="7F7F7F" w:themeColor="text1" w:themeTint="80" w:sz="6"/>
-            </w:tcBorders>
-            <w:shd w:val="clear" w:color="auto" w:fill="F2F2F2" w:themeFill="background1" w:themeFillShade="F2"/>
-            <w:tcMar>
-              <w:left w:w="105" w:type="dxa"/>
-              <w:right w:w="105" w:type="dxa"/>
-            </w:tcMar>
-            <w:vAlign w:val="top"/>
-          </w:tcPr>
-          <w:p>
-            <w:pPr>
-              <w:bidi w:val="0"/>
-              <w:spacing w:after="0"/>
-              <w:rPr>
-                <w:b w:val="0"/>
-                <w:bCs w:val="0"/>
-                <w:i w:val="0"/>
-                <w:iCs w:val="0"/>
-                <w:sz w:val="20"/>
-                <w:szCs w:val="20"/>
-              </w:rPr>
-            </w:pPr>
-            <w:r>
-              <w:rPr>
-                <w:b w:val="0"/>
-                <w:bCs w:val="0"/>
-                <w:i w:val="0"/>
-                <w:iCs w:val="0"/>
-                <w:sz w:val="20"/>
-                <w:szCs w:val="20"/>
-                <w:lang w:val="en-US"/>
-              </w:rPr>
-              <w:t>Assessment date</w:t>
-            </w:r>
-            <w:r>
-              <w:rPr>
-                <w:b w:val="1"/>
-                <w:bCs w:val="1"/>
-                <w:i w:val="0"/>
-                <w:iCs w:val="0"/>
-                <w:sz w:val="20"/>
-                <w:szCs w:val="20"/>
-                <w:lang w:val="en-CA"/>
-              </w:rPr>
-              <w:t> </w:t>
-            </w:r>
-          </w:p>
-        </w:tc>
-        <w:tc>
-          <w:tcPr>
-            <w:tcW w:w="5392" w:type="dxa"/>
-            <w:tcBorders>
-              <w:top w:val="nil"/>
-              <w:left w:val="single" w:color="7F7F7F" w:themeColor="text1" w:themeTint="80" w:sz="6"/>
+              <w:left w:val="single" w:sz="6" w:space="0" w:color="7F7F7F" w:themeColor="text1" w:themeTint="80"/>
               <w:bottom w:val="nil"/>
               <w:right w:val="nil"/>
             </w:tcBorders>
@@ -8335,32 +7721,22 @@
               <w:left w:w="105" w:type="dxa"/>
               <w:right w:w="105" w:type="dxa"/>
             </w:tcMar>
-            <w:vAlign w:val="top"/>
-          </w:tcPr>
-          <w:p>
-            <w:pPr>
-              <w:bidi w:val="0"/>
+          </w:tcPr>
+          <w:p>
+            <w:pPr>
               <w:spacing w:after="0"/>
               <w:rPr>
-                <w:b w:val="0"/>
-                <w:bCs w:val="0"/>
-                <w:i w:val="0"/>
-                <w:iCs w:val="0"/>
-                <w:sz w:val="20"/>
-                <w:szCs w:val="20"/>
-              </w:rPr>
-            </w:pPr>
-            <w:r>
-              <w:rPr>
-                <w:b w:val="0"/>
-                <w:bCs w:val="0"/>
-                <w:i w:val="0"/>
-                <w:iCs w:val="0"/>
+                <w:sz w:val="20"/>
+                <w:szCs w:val="20"/>
+              </w:rPr>
+            </w:pPr>
+            <w:r>
+              <w:rPr>
                 <w:sz w:val="20"/>
                 <w:szCs w:val="20"/>
                 <w:lang w:val="en-CA"/>
               </w:rPr>
-              <w:t>{d.outcome.assessment[i].assessmentDate}</w:t>
+              <w:t>{d.outcome.assessment[i].actionNotRequired}</w:t>
             </w:r>
           </w:p>
         </w:tc>
@@ -8376,45 +7752,32 @@
               <w:top w:val="nil"/>
               <w:left w:val="nil"/>
               <w:bottom w:val="nil"/>
-              <w:right w:val="single" w:color="7F7F7F" w:themeColor="text1" w:themeTint="80" w:sz="6"/>
+              <w:right w:val="single" w:sz="6" w:space="0" w:color="7F7F7F" w:themeColor="text1" w:themeTint="80"/>
             </w:tcBorders>
             <w:tcMar>
               <w:left w:w="105" w:type="dxa"/>
               <w:right w:w="105" w:type="dxa"/>
             </w:tcMar>
-            <w:vAlign w:val="top"/>
-          </w:tcPr>
-          <w:p>
-            <w:pPr>
-              <w:bidi w:val="0"/>
+          </w:tcPr>
+          <w:p>
+            <w:pPr>
               <w:spacing w:after="0"/>
               <w:rPr>
-                <w:b w:val="0"/>
-                <w:bCs w:val="0"/>
-                <w:i w:val="0"/>
-                <w:iCs w:val="0"/>
-                <w:sz w:val="20"/>
-                <w:szCs w:val="20"/>
-              </w:rPr>
-            </w:pPr>
-            <w:r>
-              <w:rPr>
-                <w:b w:val="0"/>
-                <w:bCs w:val="0"/>
-                <w:i w:val="0"/>
-                <w:iCs w:val="0"/>
-                <w:sz w:val="20"/>
-                <w:szCs w:val="20"/>
-                <w:lang w:val="en-US"/>
-              </w:rPr>
-              <w:t>Comments</w:t>
-            </w:r>
-            <w:r>
-              <w:rPr>
-                <w:b w:val="1"/>
-                <w:bCs w:val="1"/>
-                <w:i w:val="0"/>
-                <w:iCs w:val="0"/>
+                <w:sz w:val="20"/>
+                <w:szCs w:val="20"/>
+              </w:rPr>
+            </w:pPr>
+            <w:r>
+              <w:rPr>
+                <w:sz w:val="20"/>
+                <w:szCs w:val="20"/>
+              </w:rPr>
+              <w:t>Justification</w:t>
+            </w:r>
+            <w:r>
+              <w:rPr>
+                <w:b/>
+                <w:bCs/>
                 <w:sz w:val="20"/>
                 <w:szCs w:val="20"/>
                 <w:lang w:val="en-CA"/>
@@ -8428,7 +7791,7 @@
             <w:tcW w:w="5392" w:type="dxa"/>
             <w:tcBorders>
               <w:top w:val="nil"/>
-              <w:left w:val="single" w:color="7F7F7F" w:themeColor="text1" w:themeTint="80" w:sz="6"/>
+              <w:left w:val="single" w:sz="6" w:space="0" w:color="7F7F7F" w:themeColor="text1" w:themeTint="80"/>
               <w:bottom w:val="nil"/>
               <w:right w:val="nil"/>
             </w:tcBorders>
@@ -8436,17 +7799,247 @@
               <w:left w:w="105" w:type="dxa"/>
               <w:right w:w="105" w:type="dxa"/>
             </w:tcMar>
-            <w:vAlign w:val="top"/>
-          </w:tcPr>
-          <w:p>
-            <w:pPr>
-              <w:bidi w:val="0"/>
+          </w:tcPr>
+          <w:p>
+            <w:pPr>
               <w:spacing w:after="0"/>
               <w:rPr>
-                <w:b w:val="0"/>
-                <w:bCs w:val="0"/>
-                <w:i w:val="0"/>
-                <w:iCs w:val="0"/>
+                <w:sz w:val="20"/>
+                <w:szCs w:val="20"/>
+              </w:rPr>
+            </w:pPr>
+            <w:r>
+              <w:rPr>
+                <w:sz w:val="20"/>
+                <w:szCs w:val="20"/>
+                <w:lang w:val="en-CA"/>
+              </w:rPr>
+              <w:t>{d.outcome.assessment[i].actionJustificationShortDescription}</w:t>
+            </w:r>
+          </w:p>
+        </w:tc>
+      </w:tr>
+      <w:tr>
+        <w:trPr>
+          <w:trHeight w:val="300"/>
+        </w:trPr>
+        <w:tc>
+          <w:tcPr>
+            <w:tcW w:w="5392" w:type="dxa"/>
+            <w:tcBorders>
+              <w:top w:val="nil"/>
+              <w:left w:val="nil"/>
+              <w:bottom w:val="nil"/>
+              <w:right w:val="single" w:sz="6" w:space="0" w:color="7F7F7F" w:themeColor="text1" w:themeTint="80"/>
+            </w:tcBorders>
+            <w:tcMar>
+              <w:left w:w="105" w:type="dxa"/>
+              <w:right w:w="105" w:type="dxa"/>
+            </w:tcMar>
+          </w:tcPr>
+          <w:p>
+            <w:pPr>
+              <w:spacing w:after="0"/>
+              <w:rPr>
+                <w:sz w:val="20"/>
+                <w:szCs w:val="20"/>
+              </w:rPr>
+            </w:pPr>
+            <w:r>
+              <w:rPr>
+                <w:sz w:val="20"/>
+                <w:szCs w:val="20"/>
+              </w:rPr>
+              <w:t>Officer</w:t>
+            </w:r>
+            <w:r>
+              <w:rPr>
+                <w:b/>
+                <w:bCs/>
+                <w:sz w:val="20"/>
+                <w:szCs w:val="20"/>
+                <w:lang w:val="en-CA"/>
+              </w:rPr>
+              <w:t> </w:t>
+            </w:r>
+          </w:p>
+        </w:tc>
+        <w:tc>
+          <w:tcPr>
+            <w:tcW w:w="5392" w:type="dxa"/>
+            <w:tcBorders>
+              <w:top w:val="nil"/>
+              <w:left w:val="single" w:sz="6" w:space="0" w:color="7F7F7F" w:themeColor="text1" w:themeTint="80"/>
+              <w:bottom w:val="nil"/>
+              <w:right w:val="nil"/>
+            </w:tcBorders>
+            <w:tcMar>
+              <w:left w:w="105" w:type="dxa"/>
+              <w:right w:w="105" w:type="dxa"/>
+            </w:tcMar>
+          </w:tcPr>
+          <w:p>
+            <w:pPr>
+              <w:spacing w:after="0"/>
+              <w:rPr>
+                <w:sz w:val="20"/>
+                <w:szCs w:val="20"/>
+              </w:rPr>
+            </w:pPr>
+            <w:r>
+              <w:rPr>
+                <w:sz w:val="20"/>
+                <w:szCs w:val="20"/>
+                <w:lang w:val="en-CA"/>
+              </w:rPr>
+              <w:t>{d.outcome.assessment[i].assessmentActor}</w:t>
+            </w:r>
+          </w:p>
+        </w:tc>
+      </w:tr>
+      <w:tr>
+        <w:trPr>
+          <w:trHeight w:val="300"/>
+        </w:trPr>
+        <w:tc>
+          <w:tcPr>
+            <w:tcW w:w="5392" w:type="dxa"/>
+            <w:tcBorders>
+              <w:top w:val="nil"/>
+              <w:left w:val="nil"/>
+              <w:bottom w:val="nil"/>
+              <w:right w:val="single" w:sz="6" w:space="0" w:color="7F7F7F" w:themeColor="text1" w:themeTint="80"/>
+            </w:tcBorders>
+            <w:shd w:val="clear" w:color="auto" w:fill="F2F2F2" w:themeFill="background1" w:themeFillShade="F2"/>
+            <w:tcMar>
+              <w:left w:w="105" w:type="dxa"/>
+              <w:right w:w="105" w:type="dxa"/>
+            </w:tcMar>
+          </w:tcPr>
+          <w:p>
+            <w:pPr>
+              <w:spacing w:after="0"/>
+              <w:rPr>
+                <w:sz w:val="20"/>
+                <w:szCs w:val="20"/>
+              </w:rPr>
+            </w:pPr>
+            <w:r>
+              <w:rPr>
+                <w:sz w:val="20"/>
+                <w:szCs w:val="20"/>
+              </w:rPr>
+              <w:t>Assessment date</w:t>
+            </w:r>
+            <w:r>
+              <w:rPr>
+                <w:b/>
+                <w:bCs/>
+                <w:sz w:val="20"/>
+                <w:szCs w:val="20"/>
+                <w:lang w:val="en-CA"/>
+              </w:rPr>
+              <w:t> </w:t>
+            </w:r>
+          </w:p>
+        </w:tc>
+        <w:tc>
+          <w:tcPr>
+            <w:tcW w:w="5392" w:type="dxa"/>
+            <w:tcBorders>
+              <w:top w:val="nil"/>
+              <w:left w:val="single" w:sz="6" w:space="0" w:color="7F7F7F" w:themeColor="text1" w:themeTint="80"/>
+              <w:bottom w:val="nil"/>
+              <w:right w:val="nil"/>
+            </w:tcBorders>
+            <w:shd w:val="clear" w:color="auto" w:fill="F2F2F2" w:themeFill="background1" w:themeFillShade="F2"/>
+            <w:tcMar>
+              <w:left w:w="105" w:type="dxa"/>
+              <w:right w:w="105" w:type="dxa"/>
+            </w:tcMar>
+          </w:tcPr>
+          <w:p>
+            <w:pPr>
+              <w:spacing w:after="0"/>
+              <w:rPr>
+                <w:sz w:val="20"/>
+                <w:szCs w:val="20"/>
+              </w:rPr>
+            </w:pPr>
+            <w:r>
+              <w:rPr>
+                <w:sz w:val="20"/>
+                <w:szCs w:val="20"/>
+                <w:lang w:val="en-CA"/>
+              </w:rPr>
+              <w:t>{d.outcome.assessment[i].assessmentDate}</w:t>
+            </w:r>
+          </w:p>
+        </w:tc>
+      </w:tr>
+      <w:tr>
+        <w:trPr>
+          <w:trHeight w:val="300"/>
+        </w:trPr>
+        <w:tc>
+          <w:tcPr>
+            <w:tcW w:w="5392" w:type="dxa"/>
+            <w:tcBorders>
+              <w:top w:val="nil"/>
+              <w:left w:val="nil"/>
+              <w:bottom w:val="nil"/>
+              <w:right w:val="single" w:sz="6" w:space="0" w:color="7F7F7F" w:themeColor="text1" w:themeTint="80"/>
+            </w:tcBorders>
+            <w:tcMar>
+              <w:left w:w="105" w:type="dxa"/>
+              <w:right w:w="105" w:type="dxa"/>
+            </w:tcMar>
+          </w:tcPr>
+          <w:p>
+            <w:pPr>
+              <w:spacing w:after="0"/>
+              <w:rPr>
+                <w:sz w:val="20"/>
+                <w:szCs w:val="20"/>
+              </w:rPr>
+            </w:pPr>
+            <w:r>
+              <w:rPr>
+                <w:sz w:val="20"/>
+                <w:szCs w:val="20"/>
+              </w:rPr>
+              <w:t>Comments</w:t>
+            </w:r>
+            <w:r>
+              <w:rPr>
+                <w:b/>
+                <w:bCs/>
+                <w:sz w:val="20"/>
+                <w:szCs w:val="20"/>
+                <w:lang w:val="en-CA"/>
+              </w:rPr>
+              <w:t> </w:t>
+            </w:r>
+          </w:p>
+        </w:tc>
+        <w:tc>
+          <w:tcPr>
+            <w:tcW w:w="5392" w:type="dxa"/>
+            <w:tcBorders>
+              <w:top w:val="nil"/>
+              <w:left w:val="single" w:sz="6" w:space="0" w:color="7F7F7F" w:themeColor="text1" w:themeTint="80"/>
+              <w:bottom w:val="nil"/>
+              <w:right w:val="nil"/>
+            </w:tcBorders>
+            <w:tcMar>
+              <w:left w:w="105" w:type="dxa"/>
+              <w:right w:w="105" w:type="dxa"/>
+            </w:tcMar>
+          </w:tcPr>
+          <w:p>
+            <w:pPr>
+              <w:spacing w:after="0"/>
+              <w:rPr>
                 <w:sz w:val="20"/>
                 <w:szCs w:val="20"/>
               </w:rPr>
@@ -8466,18 +8059,10 @@
     </w:tbl>
     <w:p>
       <w:pPr>
-        <w:bidi w:val="0"/>
         <w:spacing w:after="0"/>
         <w:rPr>
-          <w:rFonts w:ascii="Segoe UI" w:hAnsi="Segoe UI" w:eastAsia="Segoe UI" w:cs="Segoe UI"/>
-          <w:b w:val="0"/>
-          <w:bCs w:val="0"/>
-          <w:i w:val="0"/>
-          <w:iCs w:val="0"/>
-          <w:caps w:val="0"/>
-          <w:smallCaps w:val="0"/>
-          <w:noProof w:val="0"/>
-          <w:color w:val="000000" w:themeColor="text1" w:themeTint="FF" w:themeShade="FF"/>
+          <w:rFonts w:ascii="Segoe UI" w:eastAsia="Segoe UI" w:hAnsi="Segoe UI" w:cs="Segoe UI"/>
+          <w:color w:val="000000" w:themeColor="text1"/>
           <w:sz w:val="20"/>
           <w:szCs w:val="20"/>
           <w:lang w:val="en-CA"/>
@@ -8485,15 +8070,8 @@
       </w:pPr>
       <w:r>
         <w:rPr>
-          <w:rFonts w:ascii="Segoe UI" w:hAnsi="Segoe UI" w:eastAsia="Segoe UI" w:cs="Segoe UI"/>
-          <w:b w:val="0"/>
-          <w:bCs w:val="0"/>
-          <w:i w:val="0"/>
-          <w:iCs w:val="0"/>
-          <w:caps w:val="0"/>
-          <w:smallCaps w:val="0"/>
-          <w:noProof w:val="0"/>
-          <w:color w:val="000000" w:themeColor="text1" w:themeTint="FF" w:themeShade="FF"/>
+          <w:rFonts w:ascii="Segoe UI" w:eastAsia="Segoe UI" w:hAnsi="Segoe UI" w:cs="Segoe UI"/>
+          <w:color w:val="000000" w:themeColor="text1"/>
           <w:sz w:val="20"/>
           <w:szCs w:val="20"/>
           <w:lang w:val="en-CA"/>
@@ -8502,32 +8080,19 @@
       </w:r>
       <w:r>
         <w:rPr>
-          <w:rFonts w:ascii="Segoe UI" w:hAnsi="Segoe UI" w:eastAsia="Segoe UI" w:cs="Segoe UI"/>
-          <w:b w:val="1"/>
-          <w:bCs w:val="1"/>
-          <w:i w:val="0"/>
-          <w:iCs w:val="0"/>
-          <w:caps w:val="0"/>
-          <w:smallCaps w:val="0"/>
-          <w:noProof w:val="0"/>
-          <w:color w:val="000000" w:themeColor="text1" w:themeTint="FF" w:themeShade="FF"/>
+          <w:rFonts w:ascii="Segoe UI" w:eastAsia="Segoe UI" w:hAnsi="Segoe UI" w:cs="Segoe UI"/>
+          <w:b/>
+          <w:bCs/>
+          <w:color w:val="000000" w:themeColor="text1"/>
           <w:sz w:val="20"/>
           <w:szCs w:val="20"/>
-          <w:lang w:val="en-US"/>
         </w:rPr>
         <w:t>}{</w:t>
       </w:r>
       <w:r>
         <w:rPr>
-          <w:rFonts w:ascii="Segoe UI" w:hAnsi="Segoe UI" w:eastAsia="Segoe UI" w:cs="Segoe UI"/>
-          <w:b w:val="0"/>
-          <w:bCs w:val="0"/>
-          <w:i w:val="0"/>
-          <w:iCs w:val="0"/>
-          <w:caps w:val="0"/>
-          <w:smallCaps w:val="0"/>
-          <w:noProof w:val="0"/>
-          <w:color w:val="000000" w:themeColor="text1" w:themeTint="FF" w:themeShade="FF"/>
+          <w:rFonts w:ascii="Segoe UI" w:eastAsia="Segoe UI" w:hAnsi="Segoe UI" w:cs="Segoe UI"/>
+          <w:color w:val="000000" w:themeColor="text1"/>
           <w:sz w:val="20"/>
           <w:szCs w:val="20"/>
           <w:lang w:val="en-CA"/>
@@ -8536,18 +8101,12 @@
       </w:r>
       <w:r>
         <w:rPr>
-          <w:rFonts w:ascii="Segoe UI" w:hAnsi="Segoe UI" w:eastAsia="Segoe UI" w:cs="Segoe UI"/>
-          <w:b w:val="1"/>
-          <w:bCs w:val="1"/>
-          <w:i w:val="0"/>
-          <w:iCs w:val="0"/>
-          <w:caps w:val="0"/>
-          <w:smallCaps w:val="0"/>
-          <w:noProof w:val="0"/>
-          <w:color w:val="000000" w:themeColor="text1" w:themeTint="FF" w:themeShade="FF"/>
+          <w:rFonts w:ascii="Segoe UI" w:eastAsia="Segoe UI" w:hAnsi="Segoe UI" w:cs="Segoe UI"/>
+          <w:b/>
+          <w:bCs/>
+          <w:color w:val="000000" w:themeColor="text1"/>
           <w:sz w:val="20"/>
           <w:szCs w:val="20"/>
-          <w:lang w:val="en-US"/>
         </w:rPr>
         <w:t>.order}</w:t>
       </w:r>
@@ -10493,33 +10052,6 @@
 </file>
 
 <file path=customXml/item1.xml><?xml version="1.0" encoding="utf-8"?>
-<p:properties xmlns:p="http://schemas.microsoft.com/office/2006/metadata/properties" xmlns:xsi="http://www.w3.org/2001/XMLSchema-instance" xmlns:pc="http://schemas.microsoft.com/office/infopath/2007/PartnerControls">
-  <documentManagement>
-    <TaxCatchAll xmlns="cbeac988-4fd5-47cf-ad03-89cc7678fa90" xsi:nil="true"/>
-    <lcf76f155ced4ddcb4097134ff3c332f xmlns="aa9c99c1-69c1-4b58-9df5-4d4796c46f8a">
-      <Terms xmlns="http://schemas.microsoft.com/office/infopath/2007/PartnerControls"/>
-    </lcf76f155ced4ddcb4097134ff3c332f>
-    <SharedWithUsers xmlns="cbeac988-4fd5-47cf-ad03-89cc7678fa90">
-      <UserInfo>
-        <DisplayName/>
-        <AccountId xsi:nil="true"/>
-        <AccountType/>
-      </UserInfo>
-    </SharedWithUsers>
-  </documentManagement>
-</p:properties>
-</file>
-
-<file path=customXml/item2.xml><?xml version="1.0" encoding="utf-8"?>
-<?mso-contentType ?>
-<FormTemplates xmlns="http://schemas.microsoft.com/sharepoint/v3/contenttype/forms">
-  <Display>DocumentLibraryForm</Display>
-  <Edit>DocumentLibraryForm</Edit>
-  <New>DocumentLibraryForm</New>
-</FormTemplates>
-</file>
-
-<file path=customXml/item3.xml><?xml version="1.0" encoding="utf-8"?>
 <ct:contentTypeSchema xmlns:ct="http://schemas.microsoft.com/office/2006/metadata/contentType" xmlns:ma="http://schemas.microsoft.com/office/2006/metadata/properties/metaAttributes" ct:_="" ma:_="" ma:contentTypeName="Document" ma:contentTypeID="0x010100ED0089B3ED392A4CB3C10705735CFAD3" ma:contentTypeVersion="15" ma:contentTypeDescription="Create a new document." ma:contentTypeScope="" ma:versionID="e9715c4352d5d9c94cf397f6db7911f6">
   <xsd:schema xmlns:xsd="http://www.w3.org/2001/XMLSchema" xmlns:xs="http://www.w3.org/2001/XMLSchema" xmlns:p="http://schemas.microsoft.com/office/2006/metadata/properties" xmlns:ns2="aa9c99c1-69c1-4b58-9df5-4d4796c46f8a" xmlns:ns3="cbeac988-4fd5-47cf-ad03-89cc7678fa90" targetNamespace="http://schemas.microsoft.com/office/2006/metadata/properties" ma:root="true" ma:fieldsID="4a7b24a40f906d6832371abf7aef78d6" ns2:_="" ns3:_="">
     <xsd:import namespace="aa9c99c1-69c1-4b58-9df5-4d4796c46f8a"/>
@@ -10754,26 +10286,34 @@
 </ct:contentTypeSchema>
 </file>
 
-<file path=customXml/itemProps1.xml><?xml version="1.0" encoding="utf-8"?>
-<ds:datastoreItem xmlns:ds="http://schemas.openxmlformats.org/officeDocument/2006/customXml" ds:itemID="{C6C5DCE0-D69C-4B6E-96D9-C69B23DE6D4A}">
-  <ds:schemaRefs>
-    <ds:schemaRef ds:uri="http://schemas.microsoft.com/office/2006/metadata/properties"/>
-    <ds:schemaRef ds:uri="http://schemas.microsoft.com/office/infopath/2007/PartnerControls"/>
-    <ds:schemaRef ds:uri="cbeac988-4fd5-47cf-ad03-89cc7678fa90"/>
-    <ds:schemaRef ds:uri="aa9c99c1-69c1-4b58-9df5-4d4796c46f8a"/>
-  </ds:schemaRefs>
-</ds:datastoreItem>
+<file path=customXml/item2.xml><?xml version="1.0" encoding="utf-8"?>
+<?mso-contentType ?>
+<FormTemplates xmlns="http://schemas.microsoft.com/sharepoint/v3/contenttype/forms">
+  <Display>DocumentLibraryForm</Display>
+  <Edit>DocumentLibraryForm</Edit>
+  <New>DocumentLibraryForm</New>
+</FormTemplates>
 </file>
 
-<file path=customXml/itemProps2.xml><?xml version="1.0" encoding="utf-8"?>
-<ds:datastoreItem xmlns:ds="http://schemas.openxmlformats.org/officeDocument/2006/customXml" ds:itemID="{4BECF9F2-3A10-48CC-8D31-4F6E8664527E}">
-  <ds:schemaRefs>
-    <ds:schemaRef ds:uri="http://schemas.microsoft.com/sharepoint/v3/contenttype/forms"/>
-  </ds:schemaRefs>
-</ds:datastoreItem>
+<file path=customXml/item3.xml><?xml version="1.0" encoding="utf-8"?>
+<p:properties xmlns:p="http://schemas.microsoft.com/office/2006/metadata/properties" xmlns:xsi="http://www.w3.org/2001/XMLSchema-instance" xmlns:pc="http://schemas.microsoft.com/office/infopath/2007/PartnerControls">
+  <documentManagement>
+    <TaxCatchAll xmlns="cbeac988-4fd5-47cf-ad03-89cc7678fa90" xsi:nil="true"/>
+    <lcf76f155ced4ddcb4097134ff3c332f xmlns="aa9c99c1-69c1-4b58-9df5-4d4796c46f8a">
+      <Terms xmlns="http://schemas.microsoft.com/office/infopath/2007/PartnerControls"/>
+    </lcf76f155ced4ddcb4097134ff3c332f>
+    <SharedWithUsers xmlns="cbeac988-4fd5-47cf-ad03-89cc7678fa90">
+      <UserInfo>
+        <DisplayName/>
+        <AccountId xsi:nil="true"/>
+        <AccountType/>
+      </UserInfo>
+    </SharedWithUsers>
+  </documentManagement>
+</p:properties>
 </file>
 
-<file path=customXml/itemProps3.xml><?xml version="1.0" encoding="utf-8"?>
+<file path=customXml/itemProps1.xml><?xml version="1.0" encoding="utf-8"?>
 <ds:datastoreItem xmlns:ds="http://schemas.openxmlformats.org/officeDocument/2006/customXml" ds:itemID="{26FF9410-7F49-4DD5-9478-D670A139DF54}">
   <ds:schemaRefs>
     <ds:schemaRef ds:uri="http://schemas.microsoft.com/office/2006/metadata/contentType"/>
@@ -10790,4 +10330,23 @@
     <ds:schemaRef ds:uri="http://schemas.microsoft.com/internal/obd"/>
   </ds:schemaRefs>
 </ds:datastoreItem>
+</file>
+
+<file path=customXml/itemProps2.xml><?xml version="1.0" encoding="utf-8"?>
+<ds:datastoreItem xmlns:ds="http://schemas.openxmlformats.org/officeDocument/2006/customXml" ds:itemID="{4BECF9F2-3A10-48CC-8D31-4F6E8664527E}">
+  <ds:schemaRefs>
+    <ds:schemaRef ds:uri="http://schemas.microsoft.com/sharepoint/v3/contenttype/forms"/>
+  </ds:schemaRefs>
+</ds:datastoreItem>
+</file>
+
+<file path=customXml/itemProps3.xml><?xml version="1.0" encoding="utf-8"?>
+<ds:datastoreItem xmlns:ds="http://schemas.openxmlformats.org/officeDocument/2006/customXml" ds:itemID="{C6C5DCE0-D69C-4B6E-96D9-C69B23DE6D4A}">
+  <ds:schemaRefs>
+    <ds:schemaRef ds:uri="http://schemas.microsoft.com/office/2006/metadata/properties"/>
+    <ds:schemaRef ds:uri="http://schemas.microsoft.com/office/infopath/2007/PartnerControls"/>
+    <ds:schemaRef ds:uri="cbeac988-4fd5-47cf-ad03-89cc7678fa90"/>
+    <ds:schemaRef ds:uri="aa9c99c1-69c1-4b58-9df5-4d4796c46f8a"/>
+  </ds:schemaRefs>
+</ds:datastoreItem>
 </file>